--- a/docs/documents-word/README.docx
+++ b/docs/documents-word/README.docx
@@ -25,7 +25,7 @@
       </w:pPr>
       <w:r>
         <w:rPr/>
-        <w:t>Ce dossier contient la documentation fonctionnelle et technique de l'application de gestion des demandes et retraits de documents academiques.</w:t>
+        <w:t>Ce dossier contient la documentation fonctionnelle et technique de l'application de gestion des demandes et retraits de documents scolaires.</w:t>
       </w:r>
     </w:p>
     <w:p>
